--- a/docs/downloads/منوعات/doc_0753.docx
+++ b/docs/downloads/منوعات/doc_0753.docx
@@ -1,364 +1,839 @@
 
 <file path=word/document.xml><?xml version="1.0" encoding="utf-8"?>
-<w:document xmlns:wpc="http://schemas.microsoft.com/office/word/2010/wordprocessingCanvas" xmlns:cx="http://schemas.microsoft.com/office/drawing/2014/chartex" xmlns:cx1="http://schemas.microsoft.com/office/drawing/2015/9/8/chartex" xmlns:cx2="http://schemas.microsoft.com/office/drawing/2015/10/21/chartex" xmlns:cx3="http://schemas.microsoft.com/office/drawing/2016/5/9/chartex" xmlns:cx4="http://schemas.microsoft.com/office/drawing/2016/5/10/chartex" xmlns:cx5="http://schemas.microsoft.com/office/drawing/2016/5/11/chartex" xmlns:cx6="http://schemas.microsoft.com/office/drawing/2016/5/12/chartex" xmlns:cx7="http://schemas.microsoft.com/office/drawing/2016/5/13/chartex" xmlns:cx8="http://schemas.microsoft.com/office/drawing/2016/5/14/chartex" xmlns:mc="http://schemas.openxmlformats.org/markup-compatibility/2006" xmlns:aink="http://schemas.microsoft.com/office/drawing/2016/ink" xmlns:am3d="http://schemas.microsoft.com/office/drawing/2017/model3d" xmlns:o="urn:schemas-microsoft-com:office:office" xmlns:r="http://schemas.openxmlformats.org/officeDocument/2006/relationships" xmlns:m="http://schemas.openxmlformats.org/officeDocument/2006/math" xmlns:v="urn:schemas-microsoft-com:vml" xmlns:wp14="http://schemas.microsoft.com/office/word/2010/wordprocessingDrawing" xmlns:wp="http://schemas.openxmlformats.org/drawingml/2006/wordprocessingDrawing" xmlns:w10="urn:schemas-microsoft-com:office:word" xmlns:w="http://schemas.openxmlformats.org/wordprocessingml/2006/main" xmlns:w14="http://schemas.microsoft.com/office/word/2010/wordml" xmlns:w15="http://schemas.microsoft.com/office/word/2012/wordml" xmlns:w16cid="http://schemas.microsoft.com/office/word/2016/wordml/cid" xmlns:w16se="http://schemas.microsoft.com/office/word/2015/wordml/symex" xmlns:wpg="http://schemas.microsoft.com/office/word/2010/wordprocessingGroup" xmlns:wpi="http://schemas.microsoft.com/office/word/2010/wordprocessingInk" xmlns:wne="http://schemas.microsoft.com/office/word/2006/wordml" xmlns:wps="http://schemas.microsoft.com/office/word/2010/wordprocessingShape" mc:Ignorable="w14 w15 w16se w16cid wp14">
+<w:document xmlns:wpc="http://schemas.microsoft.com/office/word/2010/wordprocessingCanvas" xmlns:cx="http://schemas.microsoft.com/office/drawing/2014/chartex" xmlns:cx1="http://schemas.microsoft.com/office/drawing/2015/9/8/chartex" xmlns:cx2="http://schemas.microsoft.com/office/drawing/2015/10/21/chartex" xmlns:cx3="http://schemas.microsoft.com/office/drawing/2016/5/9/chartex" xmlns:cx4="http://schemas.microsoft.com/office/drawing/2016/5/10/chartex" xmlns:cx5="http://schemas.microsoft.com/office/drawing/2016/5/11/chartex" xmlns:cx6="http://schemas.microsoft.com/office/drawing/2016/5/12/chartex" xmlns:cx7="http://schemas.microsoft.com/office/drawing/2016/5/13/chartex" xmlns:cx8="http://schemas.microsoft.com/office/drawing/2016/5/14/chartex" xmlns:mc="http://schemas.openxmlformats.org/markup-compatibility/2006" xmlns:aink="http://schemas.microsoft.com/office/drawing/2016/ink" xmlns:am3d="http://schemas.microsoft.com/office/drawing/2017/model3d" xmlns:o="urn:schemas-microsoft-com:office:office" xmlns:oel="http://schemas.microsoft.com/office/2019/extlst" xmlns:r="http://schemas.openxmlformats.org/officeDocument/2006/relationships" xmlns:m="http://schemas.openxmlformats.org/officeDocument/2006/math" xmlns:v="urn:schemas-microsoft-com:vml" xmlns:wp14="http://schemas.microsoft.com/office/word/2010/wordprocessingDrawing" xmlns:wp="http://schemas.openxmlformats.org/drawingml/2006/wordprocessingDrawing" xmlns:w10="urn:schemas-microsoft-com:office:word" xmlns:w="http://schemas.openxmlformats.org/wordprocessingml/2006/main" xmlns:w14="http://schemas.microsoft.com/office/word/2010/wordml" xmlns:w15="http://schemas.microsoft.com/office/word/2012/wordml" xmlns:w16cex="http://schemas.microsoft.com/office/word/2018/wordml/cex" xmlns:w16cid="http://schemas.microsoft.com/office/word/2016/wordml/cid" xmlns:w16="http://schemas.microsoft.com/office/word/2018/wordml" xmlns:w16sdtdh="http://schemas.microsoft.com/office/word/2020/wordml/sdtdatahash" xmlns:w16se="http://schemas.microsoft.com/office/word/2015/wordml/symex" xmlns:wpg="http://schemas.microsoft.com/office/word/2010/wordprocessingGroup" xmlns:wpi="http://schemas.microsoft.com/office/word/2010/wordprocessingInk" xmlns:wne="http://schemas.microsoft.com/office/word/2006/wordml" xmlns:wps="http://schemas.microsoft.com/office/word/2010/wordprocessingShape" mc:Ignorable="w14 w15 w16se w16cid w16 w16cex w16sdtdh wp14">
   <w:body>
     <w:p>
       <w:pPr>
-        <w:bidi/>
-        <w:jc w:val="both"/>
-        <w:rPr>
-          <w:rFonts w:ascii="Sakkal Majalla" w:hAnsi="Sakkal Majalla" w:cs="Sakkal Majalla"/>
-          <w:sz w:val="28"/>
-          <w:szCs w:val="28"/>
-          <w:rtl/>
-          <w:lang w:val="en-US"/>
-        </w:rPr>
-      </w:pPr>
-      <w:r>
-        <w:rPr>
-          <w:rFonts w:ascii="Sakkal Majalla" w:hAnsi="Sakkal Majalla" w:cs="Sakkal Majalla"/>
-          <w:sz w:val="28"/>
-          <w:szCs w:val="28"/>
-          <w:rtl/>
-          <w:lang w:val="en-US"/>
-        </w:rPr>
-        <w:t>قوت في البرية لشعب الله</w:t>
-      </w:r>
-    </w:p>
-    <w:p>
-      <w:pPr>
-        <w:bidi/>
-        <w:jc w:val="both"/>
-        <w:rPr>
-          <w:rFonts w:ascii="Sakkal Majalla" w:hAnsi="Sakkal Majalla" w:cs="Sakkal Majalla"/>
-          <w:sz w:val="28"/>
-          <w:szCs w:val="28"/>
-          <w:rtl/>
-          <w:lang w:val="en-US"/>
-        </w:rPr>
-      </w:pPr>
-      <w:r>
-        <w:rPr>
-          <w:rFonts w:ascii="Sakkal Majalla" w:hAnsi="Sakkal Majalla" w:cs="Sakkal Majalla" w:hint="cs"/>
-          <w:sz w:val="28"/>
-          <w:szCs w:val="28"/>
-          <w:rtl/>
-          <w:lang w:val="en-US"/>
-        </w:rPr>
-        <w:t>حينما افتقد الرب شعبه إسرائيل وخلصه وقاده إلى البرية، من المؤكد أنه لم يكن يقصد، بأن يهلكهم هناك. فقد كانت غايته الغنية بالنعمة بأن يعولهم في كل رحلتهم، ونحن لدينا في الإصحاح ال، 16 من سفر الخروج برهانًا واضحًا عن عنايته الرائعة.</w:t>
-      </w:r>
-    </w:p>
-    <w:p>
-      <w:pPr>
-        <w:bidi/>
-        <w:jc w:val="both"/>
-        <w:rPr>
-          <w:rFonts w:ascii="Sakkal Majalla" w:hAnsi="Sakkal Majalla" w:cs="Sakkal Majalla"/>
-          <w:sz w:val="28"/>
-          <w:szCs w:val="28"/>
-          <w:rtl/>
-          <w:lang w:val="en-US"/>
-        </w:rPr>
-      </w:pPr>
-      <w:r>
-        <w:rPr>
-          <w:rFonts w:ascii="Sakkal Majalla" w:hAnsi="Sakkal Majalla" w:cs="Sakkal Majalla" w:hint="cs"/>
-          <w:sz w:val="28"/>
-          <w:szCs w:val="28"/>
-          <w:rtl/>
-          <w:lang w:val="en-US"/>
-        </w:rPr>
-        <w:t>هناك كلم الرب موسى: "</w:t>
-      </w:r>
-      <w:r>
-        <w:rPr>
-          <w:rFonts w:ascii="Sakkal Majalla" w:hAnsi="Sakkal Majalla" w:cs="Sakkal Majalla"/>
-          <w:sz w:val="28"/>
-          <w:szCs w:val="28"/>
-          <w:rtl/>
-          <w:lang w:val="en-US"/>
-        </w:rPr>
-        <w:t>هَا أَنَا أُمْطِرُ لَكُمْ خُبْزًا مِنَ السَّمَاءِ</w:t>
-      </w:r>
-      <w:r>
-        <w:rPr>
-          <w:rFonts w:ascii="Sakkal Majalla" w:hAnsi="Sakkal Majalla" w:cs="Sakkal Majalla" w:hint="cs"/>
-          <w:sz w:val="28"/>
-          <w:szCs w:val="28"/>
-          <w:rtl/>
-          <w:lang w:val="en-US"/>
-        </w:rPr>
-        <w:t>" (خروج 16: 4). فقد كان قولهم آنفًا: "</w:t>
-      </w:r>
-      <w:r>
-        <w:rPr>
-          <w:rFonts w:ascii="Sakkal Majalla" w:hAnsi="Sakkal Majalla" w:cs="Sakkal Majalla"/>
-          <w:sz w:val="28"/>
-          <w:szCs w:val="28"/>
-          <w:rtl/>
-          <w:lang w:val="en-US"/>
-        </w:rPr>
-        <w:t>لَيْتَنَا مُتْنَا بِيَدِ الرَّبِّ فِي أَرْضِ مِصْرَ، إِذْ كُنَّا جَالِسِينَ عِنْدَ قُدُورِ اللَّحْمِ نَأْكُلُ خُبْزًا لِلشَّبَعِ.</w:t>
-      </w:r>
-      <w:r>
-        <w:rPr>
-          <w:rFonts w:ascii="Sakkal Majalla" w:hAnsi="Sakkal Majalla" w:cs="Sakkal Majalla" w:hint="cs"/>
-          <w:sz w:val="28"/>
-          <w:szCs w:val="28"/>
-          <w:rtl/>
-          <w:lang w:val="en-US"/>
-        </w:rPr>
-        <w:t>!" (خروج 16: 3). والآن مكتوب: "</w:t>
-      </w:r>
-      <w:r>
-        <w:rPr>
-          <w:rFonts w:ascii="Sakkal Majalla" w:hAnsi="Sakkal Majalla" w:cs="Sakkal Majalla"/>
-          <w:sz w:val="28"/>
-          <w:szCs w:val="28"/>
-          <w:rtl/>
-          <w:lang w:val="en-US"/>
-        </w:rPr>
-        <w:t>«هَا أَنَا أُمْطِرُ لَكُمْ خُبْزًا مِنَ السَّمَاءِ.</w:t>
-      </w:r>
-      <w:r>
-        <w:rPr>
-          <w:rFonts w:ascii="Sakkal Majalla" w:hAnsi="Sakkal Majalla" w:cs="Sakkal Majalla" w:hint="cs"/>
-          <w:sz w:val="28"/>
-          <w:szCs w:val="28"/>
-          <w:rtl/>
-          <w:lang w:val="en-US"/>
-        </w:rPr>
-        <w:t>" يا له من رد مبارك! ما أكبر الفرق بين قدور اللحم، البصل والثوم في مصر والمن السماوي هذا. تلك كانت من الأرض، وهذا من السماء.</w:t>
-      </w:r>
-    </w:p>
-    <w:p>
-      <w:pPr>
-        <w:bidi/>
-        <w:jc w:val="both"/>
-        <w:rPr>
-          <w:rFonts w:ascii="Sakkal Majalla" w:hAnsi="Sakkal Majalla" w:cs="Sakkal Majalla"/>
-          <w:sz w:val="28"/>
-          <w:szCs w:val="28"/>
-          <w:rtl/>
-          <w:lang w:val="en-US"/>
-        </w:rPr>
-      </w:pPr>
-      <w:r>
-        <w:rPr>
-          <w:rFonts w:ascii="Sakkal Majalla" w:hAnsi="Sakkal Majalla" w:cs="Sakkal Majalla" w:hint="cs"/>
-          <w:sz w:val="28"/>
-          <w:szCs w:val="28"/>
-          <w:rtl/>
-          <w:lang w:val="en-US"/>
-        </w:rPr>
-        <w:t>ولكن من ثم نجد بأن هذا الطعام السماوي كان محكًا للحالة الأدبية عند إسرائيل، كما نقرأ في نهاية العدد الرابع: "</w:t>
-      </w:r>
-      <w:r>
-        <w:rPr>
-          <w:rFonts w:ascii="Sakkal Majalla" w:hAnsi="Sakkal Majalla" w:cs="Sakkal Majalla"/>
-          <w:sz w:val="28"/>
-          <w:szCs w:val="28"/>
-          <w:rtl/>
-          <w:lang w:val="en-US"/>
-        </w:rPr>
-        <w:t>لِكَيْ أَمْتَحِنَهُمْ، أَيَسْلُكُونَ فِي نَامُوسِي أَمْ لاَ.</w:t>
-      </w:r>
-      <w:r>
-        <w:rPr>
-          <w:rFonts w:ascii="Sakkal Majalla" w:hAnsi="Sakkal Majalla" w:cs="Sakkal Majalla" w:hint="cs"/>
-          <w:sz w:val="28"/>
-          <w:szCs w:val="28"/>
-          <w:rtl/>
-          <w:lang w:val="en-US"/>
-        </w:rPr>
-        <w:t>" (خروج 16: 4).</w:t>
-      </w:r>
-    </w:p>
-    <w:p>
-      <w:pPr>
-        <w:bidi/>
-        <w:jc w:val="both"/>
-        <w:rPr>
-          <w:rFonts w:ascii="Sakkal Majalla" w:hAnsi="Sakkal Majalla" w:cs="Sakkal Majalla"/>
-          <w:sz w:val="28"/>
-          <w:szCs w:val="28"/>
-          <w:rtl/>
-          <w:lang w:val="en-US"/>
-        </w:rPr>
-      </w:pPr>
-      <w:r>
-        <w:rPr>
-          <w:rFonts w:ascii="Sakkal Majalla" w:hAnsi="Sakkal Majalla" w:cs="Sakkal Majalla" w:hint="cs"/>
-          <w:sz w:val="28"/>
-          <w:szCs w:val="28"/>
-          <w:rtl/>
-          <w:lang w:val="en-US"/>
-        </w:rPr>
-        <w:t>إنه من ال</w:t>
-      </w:r>
-      <w:r>
-        <w:rPr>
-          <w:rFonts w:ascii="Sakkal Majalla" w:hAnsi="Sakkal Majalla" w:cs="Sakkal Majalla" w:hint="cs"/>
-          <w:sz w:val="28"/>
-          <w:szCs w:val="28"/>
-          <w:rtl/>
-          <w:lang w:val="en-US"/>
-        </w:rPr>
-        <w:t>ض</w:t>
-      </w:r>
-      <w:bookmarkStart w:id="0" w:name="_GoBack"/>
-      <w:bookmarkEnd w:id="0"/>
-      <w:r>
-        <w:rPr>
-          <w:rFonts w:ascii="Sakkal Majalla" w:hAnsi="Sakkal Majalla" w:cs="Sakkal Majalla" w:hint="cs"/>
-          <w:sz w:val="28"/>
-          <w:szCs w:val="28"/>
-          <w:rtl/>
-          <w:lang w:val="en-US"/>
-        </w:rPr>
-        <w:t>روري أن يتحرر القلب تمامًا من تأثيرات مصر، وان يشبع من "خبز السماء" ويفرح به. غي الوضع الذي أمامنا لم يكن الشعب راضيًا بهذا الخبز، وإنما احتقره واعتبره "طعامًا سخيفًا" (سفر العدد 21: 5) واشتهى اللحم (سفر العدد 11: 4). بهذا الشكل أظهروا كم كانت قلوبهم لا زالت غير متحررة من مصر، وكم لم يكونوا في وسعهم بأن يعيشوا في ناموس الله. في قلوبهم هم رجعوا من جديد إلى مصر.</w:t>
-      </w:r>
-    </w:p>
-    <w:p>
-      <w:pPr>
-        <w:bidi/>
-        <w:jc w:val="both"/>
-        <w:rPr>
-          <w:rFonts w:ascii="Sakkal Majalla" w:hAnsi="Sakkal Majalla" w:cs="Sakkal Majalla"/>
-          <w:sz w:val="28"/>
-          <w:szCs w:val="28"/>
-          <w:rtl/>
-          <w:lang w:val="en-US"/>
-        </w:rPr>
-      </w:pPr>
-      <w:r>
-        <w:rPr>
-          <w:rFonts w:ascii="Sakkal Majalla" w:hAnsi="Sakkal Majalla" w:cs="Sakkal Majalla" w:hint="cs"/>
-          <w:sz w:val="28"/>
-          <w:szCs w:val="28"/>
-          <w:rtl/>
-          <w:lang w:val="en-US"/>
-        </w:rPr>
-        <w:t>الأمر يتطلب مذاقًا مسيحيًا، ليكون هناك شبع بخبز السماء. الطبيعة لا تجد كفايتها في مثل هذا الطعام. إنها دائمًا ما ستسعى وتشتهي أمور هذا العالم ولذا ينبغي قمعها.</w:t>
-      </w:r>
-    </w:p>
-    <w:p>
-      <w:pPr>
-        <w:bidi/>
-        <w:jc w:val="both"/>
-        <w:rPr>
-          <w:rFonts w:ascii="Sakkal Majalla" w:hAnsi="Sakkal Majalla" w:cs="Sakkal Majalla"/>
-          <w:sz w:val="28"/>
-          <w:szCs w:val="28"/>
-          <w:rtl/>
-          <w:lang w:val="en-US"/>
-        </w:rPr>
-      </w:pPr>
-      <w:r>
-        <w:rPr>
-          <w:rFonts w:ascii="Sakkal Majalla" w:hAnsi="Sakkal Majalla" w:cs="Sakkal Majalla" w:hint="cs"/>
-          <w:sz w:val="28"/>
-          <w:szCs w:val="28"/>
-          <w:rtl/>
-          <w:lang w:val="en-US"/>
-        </w:rPr>
-        <w:t>في التأمل في إسرائيل، حينما "</w:t>
-      </w:r>
-      <w:r>
-        <w:rPr>
-          <w:rFonts w:ascii="Sakkal Majalla" w:hAnsi="Sakkal Majalla" w:cs="Sakkal Majalla"/>
-          <w:sz w:val="28"/>
-          <w:szCs w:val="28"/>
-          <w:rtl/>
-          <w:lang w:val="en-US"/>
-        </w:rPr>
-        <w:t>وَجَمِيعَهُمُ اعْتَمَدُوا لِمُوسَى فِي السَّحَابَةِ وَفِي الْبَحْرِ، 3 وَجَمِيعَهُمْ أَكَلُوا طَعَامًا وَاحِدًا رُوحِيًّا، 4 وَجَمِيعَهُمْ شَرِبُوا شَرَابًا وَاحِدًا رُوحِيًّا،</w:t>
-      </w:r>
-      <w:r>
-        <w:rPr>
-          <w:rFonts w:ascii="Sakkal Majalla" w:hAnsi="Sakkal Majalla" w:cs="Sakkal Majalla" w:hint="cs"/>
-          <w:sz w:val="28"/>
-          <w:szCs w:val="28"/>
-          <w:rtl/>
-          <w:lang w:val="en-US"/>
-        </w:rPr>
-        <w:t xml:space="preserve">"، ينبغي علينا أن نتذكر بأنهم كانوا "مثالاً لنا" (1. كورنثوس 10: 2 </w:t>
-      </w:r>
-      <w:r>
-        <w:rPr>
-          <w:rFonts w:ascii="Sakkal Majalla" w:hAnsi="Sakkal Majalla" w:cs="Sakkal Majalla"/>
-          <w:sz w:val="28"/>
-          <w:szCs w:val="28"/>
-          <w:rtl/>
-          <w:lang w:val="en-US"/>
+        <w:rPr>
+          <w:rtl/>
+        </w:rPr>
+      </w:pPr>
+      <w:hyperlink r:id="rId5" w:history="1">
+        <w:r>
+          <w:rPr>
+            <w:rStyle w:val="Hyperlink"/>
+            <w:rFonts w:hint="cs"/>
+            <w:rtl/>
+          </w:rPr>
+          <w:t>قوة الحياة الجديدة (01)</w:t>
+        </w:r>
+      </w:hyperlink>
+    </w:p>
+    <w:p>
+      <w:pPr>
+        <w:rPr>
+          <w:rtl/>
+        </w:rPr>
+      </w:pPr>
+      <w:r>
+        <w:rPr>
+          <w:rFonts w:hint="cs"/>
+          <w:rtl/>
+        </w:rPr>
+        <w:t>يوحنا 3: 6؛ رومية 8: 5- 9</w:t>
+      </w:r>
+    </w:p>
+    <w:p>
+      <w:pPr>
+        <w:bidi w:val="0"/>
+        <w:rPr>
+          <w:rtl/>
+        </w:rPr>
+      </w:pPr>
+      <w:r>
+        <w:t>H. Forbes Witherby</w:t>
+      </w:r>
+    </w:p>
+    <w:p>
+      <w:pPr>
+        <w:rPr>
+          <w:rtl/>
+        </w:rPr>
+      </w:pPr>
+      <w:r>
+        <w:rPr>
+          <w:rFonts w:hint="cs"/>
+          <w:rtl/>
+        </w:rPr>
+        <w:t xml:space="preserve">يوجد في الذين هم في المسيح يسوع قوة جديدة. ليس فقط حياة جديدة في المسيح ومركز جديد أمام الله، وإنما قوة جديدة في داخلهم </w:t>
+      </w:r>
+      <w:r>
+        <w:rPr>
+          <w:rtl/>
         </w:rPr>
         <w:t>–</w:t>
       </w:r>
       <w:r>
         <w:rPr>
-          <w:rFonts w:ascii="Sakkal Majalla" w:hAnsi="Sakkal Majalla" w:cs="Sakkal Majalla" w:hint="cs"/>
-          <w:sz w:val="28"/>
-          <w:szCs w:val="28"/>
-          <w:rtl/>
-          <w:lang w:val="en-US"/>
-        </w:rPr>
-        <w:t xml:space="preserve"> 4). جميع المؤمنين الحقيقيين اعتمدوا على موت المسيح (قارن رومية 6: 3) وقاموا معه "بالإيمان بقوة الله الفعالة" (كولوسي 2: 12). </w:t>
-      </w:r>
-      <w:r>
-        <w:rPr>
-          <w:rFonts w:ascii="Sakkal Majalla" w:hAnsi="Sakkal Majalla" w:cs="Sakkal Majalla" w:hint="cs"/>
-          <w:sz w:val="28"/>
-          <w:szCs w:val="28"/>
-          <w:rtl/>
-          <w:lang w:val="en-US"/>
-        </w:rPr>
-        <w:t xml:space="preserve">وفي صفتهم هذه يُطعمون على خبز الحياة النازل من السماء (قارن يوحنا 6: 32 </w:t>
-      </w:r>
-      <w:r>
-        <w:rPr>
-          <w:rFonts w:ascii="Sakkal Majalla" w:hAnsi="Sakkal Majalla" w:cs="Sakkal Majalla"/>
-          <w:sz w:val="28"/>
-          <w:szCs w:val="28"/>
-          <w:rtl/>
-          <w:lang w:val="en-US"/>
+          <w:rFonts w:hint="cs"/>
+          <w:rtl/>
+        </w:rPr>
+        <w:t xml:space="preserve"> روح الله. الناموس لم يعُد هو المتسلط عليهم، وإنما أصبحوا بالروح مؤهلين بأن يتمموا مطاليب الناموس وأن يحيوا لله.</w:t>
+      </w:r>
+    </w:p>
+    <w:p>
+      <w:pPr>
+        <w:rPr>
+          <w:rtl/>
+        </w:rPr>
+      </w:pPr>
+      <w:r>
+        <w:rPr>
+          <w:rFonts w:hint="cs"/>
+          <w:rtl/>
+        </w:rPr>
+        <w:t>في البداية سنتأمل كيف قسم الله البشرية إلى عائلتين كبيرتين وهو يعلمنا عن روحه. نحن لا يمكننا أن نكون في كلا العائلتين، وإنما جميعنا موجودين في إحداها. فلا يوج حل وسط، لأن الولادة تحدد الانتماء لواحدة منهما. أولاً تأتي الولادة الطبيعية؛ ففي هذه العائلة جميعنا وُلدنا حينما أتينا إلى هذا العالم. من ثم تليها الولادة الروحية؛ وقد جُعلنا في هذه العائلة بالنعمة من خلال الولادة الجديدة.</w:t>
+      </w:r>
+    </w:p>
+    <w:p>
+      <w:pPr>
+        <w:rPr>
+          <w:rtl/>
+        </w:rPr>
+      </w:pPr>
+      <w:r>
+        <w:rPr>
+          <w:rFonts w:hint="cs"/>
+          <w:rtl/>
+        </w:rPr>
+        <w:t>العائلتان الكبيرتان</w:t>
+      </w:r>
+    </w:p>
+    <w:p>
+      <w:pPr>
+        <w:rPr>
+          <w:rtl/>
+        </w:rPr>
+      </w:pPr>
+      <w:r>
+        <w:rPr>
+          <w:rFonts w:hint="cs"/>
+          <w:rtl/>
+        </w:rPr>
+        <w:t>جسد:</w:t>
+      </w:r>
+    </w:p>
+    <w:p>
+      <w:pPr>
+        <w:pStyle w:val="ListParagraph"/>
+        <w:numPr>
+          <w:ilvl w:val="0"/>
+          <w:numId w:val="1"/>
+        </w:numPr>
+      </w:pPr>
+      <w:r>
+        <w:rPr>
+          <w:rFonts w:hint="cs"/>
+          <w:rtl/>
+        </w:rPr>
+        <w:t>الأصل: "</w:t>
+      </w:r>
+      <w:r>
+        <w:rPr>
+          <w:rtl/>
+        </w:rPr>
+        <w:t xml:space="preserve"> اَلْمَوْلُودُ مِنَ الْجَسَدِ</w:t>
+      </w:r>
+      <w:r>
+        <w:rPr>
+          <w:rFonts w:hint="cs"/>
+          <w:rtl/>
+        </w:rPr>
+        <w:t xml:space="preserve"> ..." (يوحنا 3: 6).</w:t>
+      </w:r>
+    </w:p>
+    <w:p>
+      <w:pPr>
+        <w:pStyle w:val="ListParagraph"/>
+        <w:numPr>
+          <w:ilvl w:val="0"/>
+          <w:numId w:val="1"/>
+        </w:numPr>
+      </w:pPr>
+      <w:r>
+        <w:rPr>
+          <w:rFonts w:hint="cs"/>
+          <w:rtl/>
+        </w:rPr>
+        <w:t xml:space="preserve">طبيعة: "... </w:t>
+      </w:r>
+      <w:r>
+        <w:rPr>
+          <w:rtl/>
+        </w:rPr>
+        <w:t>جَسَدٌ هُوَ</w:t>
+      </w:r>
+      <w:r>
+        <w:rPr>
+          <w:rFonts w:hint="cs"/>
+          <w:rtl/>
+        </w:rPr>
+        <w:t>" (يوحنا 3: 6)؛ "</w:t>
+      </w:r>
+      <w:r>
+        <w:rPr>
+          <w:rtl/>
+        </w:rPr>
+        <w:t>حَسَبَ الْجَسَدِ</w:t>
+      </w:r>
+      <w:r>
+        <w:rPr>
+          <w:rFonts w:hint="cs"/>
+          <w:rtl/>
+        </w:rPr>
+        <w:t>" (رومية 8: 5).</w:t>
+      </w:r>
+    </w:p>
+    <w:p>
+      <w:pPr>
+        <w:pStyle w:val="ListParagraph"/>
+        <w:numPr>
+          <w:ilvl w:val="0"/>
+          <w:numId w:val="1"/>
+        </w:numPr>
+      </w:pPr>
+      <w:r>
+        <w:rPr>
+          <w:rFonts w:hint="cs"/>
+          <w:rtl/>
+        </w:rPr>
+        <w:t>المقام: "</w:t>
+      </w:r>
+      <w:r>
+        <w:rPr>
+          <w:rtl/>
+        </w:rPr>
+        <w:t xml:space="preserve"> فِي الْجَسَدِ</w:t>
+      </w:r>
+      <w:r>
+        <w:rPr>
+          <w:rFonts w:hint="cs"/>
+          <w:rtl/>
+        </w:rPr>
+        <w:t>" (رومية 8: 9).</w:t>
+      </w:r>
+    </w:p>
+    <w:p>
+      <w:pPr>
+        <w:pStyle w:val="ListParagraph"/>
+        <w:numPr>
+          <w:ilvl w:val="0"/>
+          <w:numId w:val="1"/>
+        </w:numPr>
+      </w:pPr>
+      <w:r>
+        <w:rPr>
+          <w:rFonts w:hint="cs"/>
+          <w:rtl/>
+        </w:rPr>
+        <w:t>الميل: "</w:t>
+      </w:r>
+      <w:r>
+        <w:rPr>
+          <w:rtl/>
+        </w:rPr>
+        <w:t>فَبِمَا لِلْجَسَدِ يَهْتَمُّونَ</w:t>
+      </w:r>
+      <w:r>
+        <w:rPr>
+          <w:rFonts w:hint="cs"/>
+          <w:rtl/>
+        </w:rPr>
+        <w:t>" (رومية 8: 5).</w:t>
+      </w:r>
+    </w:p>
+    <w:p>
+      <w:pPr>
+        <w:pStyle w:val="ListParagraph"/>
+        <w:numPr>
+          <w:ilvl w:val="0"/>
+          <w:numId w:val="1"/>
+        </w:numPr>
+      </w:pPr>
+      <w:r>
+        <w:rPr>
+          <w:rFonts w:hint="cs"/>
+          <w:rtl/>
+        </w:rPr>
+        <w:t>نتيجة: "موت" (رومية 8: 6).</w:t>
+      </w:r>
+    </w:p>
+    <w:p>
+      <w:pPr>
+        <w:rPr>
+          <w:rtl/>
+        </w:rPr>
+      </w:pPr>
+      <w:r>
+        <w:rPr>
+          <w:rFonts w:hint="cs"/>
+          <w:rtl/>
+        </w:rPr>
+        <w:t>روح:</w:t>
+      </w:r>
+    </w:p>
+    <w:p>
+      <w:pPr>
+        <w:pStyle w:val="ListParagraph"/>
+        <w:numPr>
+          <w:ilvl w:val="0"/>
+          <w:numId w:val="1"/>
+        </w:numPr>
+      </w:pPr>
+      <w:r>
+        <w:rPr>
+          <w:rtl/>
+        </w:rPr>
+        <w:t>الأصل: "</w:t>
+      </w:r>
+      <w:r>
+        <w:rPr>
+          <w:rtl/>
+        </w:rPr>
+        <w:t xml:space="preserve"> </w:t>
+      </w:r>
+      <w:r>
+        <w:rPr>
+          <w:rtl/>
+        </w:rPr>
+        <w:t>وَالْمَوْلُودُ مِنَ الرُّوحِ</w:t>
+      </w:r>
+      <w:r>
+        <w:rPr>
+          <w:rtl/>
+        </w:rPr>
+        <w:t>..." (يوحنا 3: 6).</w:t>
+      </w:r>
+    </w:p>
+    <w:p>
+      <w:pPr>
+        <w:pStyle w:val="ListParagraph"/>
+        <w:numPr>
+          <w:ilvl w:val="0"/>
+          <w:numId w:val="1"/>
+        </w:numPr>
+      </w:pPr>
+      <w:r>
+        <w:rPr>
+          <w:rtl/>
+        </w:rPr>
+        <w:t xml:space="preserve">طبيعة: "... </w:t>
+      </w:r>
+      <w:r>
+        <w:rPr>
+          <w:rtl/>
+        </w:rPr>
+        <w:t>هُوَ رُوحٌ.</w:t>
+      </w:r>
+      <w:r>
+        <w:rPr>
+          <w:rtl/>
+        </w:rPr>
+        <w:t>" (يوحنا 3: 6)؛ "</w:t>
+      </w:r>
+      <w:r>
+        <w:rPr>
+          <w:rtl/>
+        </w:rPr>
+        <w:t xml:space="preserve"> </w:t>
+      </w:r>
+      <w:r>
+        <w:rPr>
+          <w:rtl/>
+        </w:rPr>
+        <w:t xml:space="preserve">حَسَبَ الرُّوحِ </w:t>
+      </w:r>
+      <w:r>
+        <w:rPr>
+          <w:rtl/>
+        </w:rPr>
+        <w:t>" (رومية 8: 5).</w:t>
+      </w:r>
+    </w:p>
+    <w:p>
+      <w:pPr>
+        <w:pStyle w:val="ListParagraph"/>
+        <w:numPr>
+          <w:ilvl w:val="0"/>
+          <w:numId w:val="1"/>
+        </w:numPr>
+      </w:pPr>
+      <w:r>
+        <w:rPr>
+          <w:rtl/>
+        </w:rPr>
+        <w:t xml:space="preserve">المقام: </w:t>
+      </w:r>
+      <w:r>
+        <w:rPr>
+          <w:rFonts w:hint="cs"/>
+          <w:rtl/>
+        </w:rPr>
+        <w:t>"</w:t>
+      </w:r>
+      <w:r>
+        <w:rPr>
+          <w:rtl/>
+        </w:rPr>
+        <w:t xml:space="preserve"> فِي الرُّوحِ</w:t>
+      </w:r>
+      <w:r>
+        <w:rPr>
+          <w:rtl/>
+        </w:rPr>
+        <w:t>" (رومية 8: 9).</w:t>
+      </w:r>
+    </w:p>
+    <w:p>
+      <w:pPr>
+        <w:pStyle w:val="ListParagraph"/>
+        <w:numPr>
+          <w:ilvl w:val="0"/>
+          <w:numId w:val="1"/>
+        </w:numPr>
+      </w:pPr>
+      <w:r>
+        <w:rPr>
+          <w:rtl/>
+        </w:rPr>
+        <w:t>الميل: "</w:t>
+      </w:r>
+      <w:r>
+        <w:rPr>
+          <w:rtl/>
+        </w:rPr>
+        <w:t xml:space="preserve"> </w:t>
+      </w:r>
+      <w:r>
+        <w:rPr>
+          <w:rtl/>
+        </w:rPr>
+        <w:t>فَبِمَا لِلرُّوحِ.</w:t>
+      </w:r>
+      <w:r>
+        <w:rPr>
+          <w:rtl/>
+        </w:rPr>
+        <w:t>" (رومية 8: 5).</w:t>
+      </w:r>
+    </w:p>
+    <w:p>
+      <w:pPr>
+        <w:pStyle w:val="ListParagraph"/>
+        <w:numPr>
+          <w:ilvl w:val="0"/>
+          <w:numId w:val="1"/>
+        </w:numPr>
+      </w:pPr>
+      <w:r>
+        <w:rPr>
+          <w:rtl/>
+        </w:rPr>
+        <w:t>نتيجة: "</w:t>
+      </w:r>
+      <w:r>
+        <w:rPr>
+          <w:rtl/>
+        </w:rPr>
+        <w:t xml:space="preserve"> حَيَاةٌ وَسَلاَمٌ</w:t>
+      </w:r>
+      <w:r>
+        <w:rPr>
+          <w:rtl/>
+        </w:rPr>
+        <w:t>" (رومية 8: 6).</w:t>
+      </w:r>
+    </w:p>
+    <w:p>
+      <w:pPr>
+        <w:rPr>
+          <w:rtl/>
+        </w:rPr>
+      </w:pPr>
+      <w:r>
+        <w:rPr>
+          <w:rFonts w:hint="cs"/>
+          <w:rtl/>
+        </w:rPr>
+        <w:t xml:space="preserve">عدا ذلك لننتبه ما يقوله الله عن الجسد، كم هو عاجز وضعيف بأن يعمل مشيئته، </w:t>
+      </w:r>
+      <w:r>
+        <w:rPr>
+          <w:rtl/>
+        </w:rPr>
+        <w:t>كلمة تحذير لا يمكن تجاهلها في زمن المجد الديني.</w:t>
+      </w:r>
+      <w:r>
+        <w:rPr>
+          <w:rFonts w:hint="cs"/>
+          <w:rtl/>
+        </w:rPr>
+        <w:t xml:space="preserve"> هي كلمة مستخدمة على حد سواء في الخاطي في طبيعته الساقطة كما في المؤمن من جهة طبيعته الساقطة.</w:t>
+      </w:r>
+    </w:p>
+    <w:p>
+      <w:pPr>
+        <w:pStyle w:val="ListParagraph"/>
+        <w:numPr>
+          <w:ilvl w:val="0"/>
+          <w:numId w:val="2"/>
+        </w:numPr>
+      </w:pPr>
+      <w:r>
+        <w:rPr>
+          <w:rFonts w:hint="cs"/>
+          <w:rtl/>
+        </w:rPr>
+        <w:t>"اهتمام الجسد هو عداوة لله؛</w:t>
+      </w:r>
+    </w:p>
+    <w:p>
+      <w:pPr>
+        <w:pStyle w:val="ListParagraph"/>
+        <w:numPr>
+          <w:ilvl w:val="0"/>
+          <w:numId w:val="2"/>
+        </w:numPr>
+      </w:pPr>
+      <w:r>
+        <w:rPr>
+          <w:rFonts w:hint="cs"/>
+          <w:rtl/>
+        </w:rPr>
+        <w:t>لأنه غير خاضع لناموس الله؛</w:t>
+      </w:r>
+    </w:p>
+    <w:p>
+      <w:pPr>
+        <w:pStyle w:val="ListParagraph"/>
+        <w:numPr>
+          <w:ilvl w:val="0"/>
+          <w:numId w:val="2"/>
+        </w:numPr>
+      </w:pPr>
+      <w:r>
+        <w:rPr>
+          <w:rFonts w:hint="cs"/>
+          <w:rtl/>
+        </w:rPr>
+        <w:t>لأنه أيضًا لا يقدر ذلك.</w:t>
+      </w:r>
+    </w:p>
+    <w:p>
+      <w:pPr>
+        <w:pStyle w:val="ListParagraph"/>
+        <w:numPr>
+          <w:ilvl w:val="0"/>
+          <w:numId w:val="2"/>
+        </w:numPr>
+      </w:pPr>
+      <w:r>
+        <w:rPr>
+          <w:rFonts w:hint="cs"/>
+          <w:rtl/>
+        </w:rPr>
+        <w:t xml:space="preserve">أما الذين هم في الجسد فلا يقدرون أن يرضوا الله" (رومية 8: 7 </w:t>
+      </w:r>
+      <w:r>
+        <w:rPr>
+          <w:rtl/>
         </w:rPr>
         <w:t>–</w:t>
       </w:r>
       <w:r>
         <w:rPr>
-          <w:rFonts w:ascii="Sakkal Majalla" w:hAnsi="Sakkal Majalla" w:cs="Sakkal Majalla" w:hint="cs"/>
-          <w:sz w:val="28"/>
-          <w:szCs w:val="28"/>
-          <w:rtl/>
-          <w:lang w:val="en-US"/>
-        </w:rPr>
-        <w:t xml:space="preserve"> 35). إن طعامهم في البرية هو المسيح الذي قُتل من أجلهم. إنهم يُخدمون بواسطة الروح القدس، بواسطة الكلمة المكتوبة، لأن الروح القدس نزل لينعشنا ويشجعنا على الأرض.</w:t>
+          <w:rFonts w:hint="cs"/>
+          <w:rtl/>
+        </w:rPr>
+        <w:t xml:space="preserve"> 8).</w:t>
+      </w:r>
+    </w:p>
+    <w:p>
+      <w:pPr>
+        <w:rPr>
+          <w:rtl/>
+        </w:rPr>
+      </w:pPr>
+      <w:r>
+        <w:rPr>
+          <w:rFonts w:hint="cs"/>
+          <w:rtl/>
+        </w:rPr>
+        <w:t>مولودين من الروح</w:t>
+      </w:r>
+    </w:p>
+    <w:p>
+      <w:pPr>
+        <w:rPr>
+          <w:rFonts w:hint="cs"/>
+        </w:rPr>
+      </w:pPr>
+      <w:r>
+        <w:rPr>
+          <w:rFonts w:hint="cs"/>
+          <w:rtl/>
+        </w:rPr>
+        <w:t xml:space="preserve">إن آمن الإنسان بالمسيح تكون له حياة أبدية ويكون مولودًا من الروح. إنه يوم ميلاده بنظر الله. بذلك يكون قد دخل في عائلة الله. وكما أنه يكون قد حصل على الحياة </w:t>
+      </w:r>
+      <w:hyperlink r:id="rId6" w:anchor=":~:text=so%20ist%20auch%20der%20Geist" w:history="1">
+        <w:r>
+          <w:rPr>
+            <w:rStyle w:val="Hyperlink"/>
+            <w:rFonts w:hint="cs"/>
+            <w:rtl/>
+          </w:rPr>
+          <w:t>بالروح</w:t>
+        </w:r>
+      </w:hyperlink>
+      <w:r>
+        <w:rPr>
+          <w:rFonts w:hint="cs"/>
+          <w:rtl/>
+        </w:rPr>
+        <w:t xml:space="preserve">، </w:t>
       </w:r>
     </w:p>
     <w:sectPr>
       <w:pgSz w:w="11906" w:h="16838"/>
       <w:pgMar w:top="1440" w:right="1440" w:bottom="1440" w:left="1440" w:header="708" w:footer="708" w:gutter="0"/>
       <w:cols w:space="708"/>
+      <w:bidi/>
+      <w:rtlGutter/>
       <w:docGrid w:linePitch="360"/>
     </w:sectPr>
   </w:body>
 </w:document>
 </file>
 
+<file path=word/numbering.xml><?xml version="1.0" encoding="utf-8"?>
+<w:numbering xmlns:wpc="http://schemas.microsoft.com/office/word/2010/wordprocessingCanvas" xmlns:cx="http://schemas.microsoft.com/office/drawing/2014/chartex" xmlns:cx1="http://schemas.microsoft.com/office/drawing/2015/9/8/chartex" xmlns:cx2="http://schemas.microsoft.com/office/drawing/2015/10/21/chartex" xmlns:cx3="http://schemas.microsoft.com/office/drawing/2016/5/9/chartex" xmlns:cx4="http://schemas.microsoft.com/office/drawing/2016/5/10/chartex" xmlns:cx5="http://schemas.microsoft.com/office/drawing/2016/5/11/chartex" xmlns:cx6="http://schemas.microsoft.com/office/drawing/2016/5/12/chartex" xmlns:cx7="http://schemas.microsoft.com/office/drawing/2016/5/13/chartex" xmlns:cx8="http://schemas.microsoft.com/office/drawing/2016/5/14/chartex" xmlns:mc="http://schemas.openxmlformats.org/markup-compatibility/2006" xmlns:aink="http://schemas.microsoft.com/office/drawing/2016/ink" xmlns:am3d="http://schemas.microsoft.com/office/drawing/2017/model3d" xmlns:o="urn:schemas-microsoft-com:office:office" xmlns:oel="http://schemas.microsoft.com/office/2019/extlst" xmlns:r="http://schemas.openxmlformats.org/officeDocument/2006/relationships" xmlns:m="http://schemas.openxmlformats.org/officeDocument/2006/math" xmlns:v="urn:schemas-microsoft-com:vml" xmlns:wp14="http://schemas.microsoft.com/office/word/2010/wordprocessingDrawing" xmlns:wp="http://schemas.openxmlformats.org/drawingml/2006/wordprocessingDrawing" xmlns:w10="urn:schemas-microsoft-com:office:word" xmlns:w="http://schemas.openxmlformats.org/wordprocessingml/2006/main" xmlns:w14="http://schemas.microsoft.com/office/word/2010/wordml" xmlns:w15="http://schemas.microsoft.com/office/word/2012/wordml" xmlns:w16cex="http://schemas.microsoft.com/office/word/2018/wordml/cex" xmlns:w16cid="http://schemas.microsoft.com/office/word/2016/wordml/cid" xmlns:w16="http://schemas.microsoft.com/office/word/2018/wordml" xmlns:w16sdtdh="http://schemas.microsoft.com/office/word/2020/wordml/sdtdatahash" xmlns:w16se="http://schemas.microsoft.com/office/word/2015/wordml/symex" xmlns:wpg="http://schemas.microsoft.com/office/word/2010/wordprocessingGroup" xmlns:wpi="http://schemas.microsoft.com/office/word/2010/wordprocessingInk" xmlns:wne="http://schemas.microsoft.com/office/word/2006/wordml" xmlns:wps="http://schemas.microsoft.com/office/word/2010/wordprocessingShape" mc:Ignorable="w14 w15 w16se w16cid w16 w16cex w16sdtdh wp14">
+  <w:abstractNum w:abstractNumId="0" w15:restartNumberingAfterBreak="0">
+    <w:nsid w:val="1C6C09E3"/>
+    <w:multiLevelType w:val="hybridMultilevel"/>
+    <w:tmpl w:val="1D28F19C"/>
+    <w:lvl w:ilvl="0" w:tplc="0409000F">
+      <w:start w:val="1"/>
+      <w:numFmt w:val="decimal"/>
+      <w:lvlText w:val="%1."/>
+      <w:lvlJc w:val="left"/>
+      <w:pPr>
+        <w:ind w:left="720" w:hanging="360"/>
+      </w:pPr>
+      <w:rPr>
+        <w:rFonts w:hint="default"/>
+      </w:rPr>
+    </w:lvl>
+    <w:lvl w:ilvl="1" w:tplc="04090019" w:tentative="1">
+      <w:start w:val="1"/>
+      <w:numFmt w:val="lowerLetter"/>
+      <w:lvlText w:val="%2."/>
+      <w:lvlJc w:val="left"/>
+      <w:pPr>
+        <w:ind w:left="1440" w:hanging="360"/>
+      </w:pPr>
+    </w:lvl>
+    <w:lvl w:ilvl="2" w:tplc="0409001B" w:tentative="1">
+      <w:start w:val="1"/>
+      <w:numFmt w:val="lowerRoman"/>
+      <w:lvlText w:val="%3."/>
+      <w:lvlJc w:val="right"/>
+      <w:pPr>
+        <w:ind w:left="2160" w:hanging="180"/>
+      </w:pPr>
+    </w:lvl>
+    <w:lvl w:ilvl="3" w:tplc="0409000F" w:tentative="1">
+      <w:start w:val="1"/>
+      <w:numFmt w:val="decimal"/>
+      <w:lvlText w:val="%4."/>
+      <w:lvlJc w:val="left"/>
+      <w:pPr>
+        <w:ind w:left="2880" w:hanging="360"/>
+      </w:pPr>
+    </w:lvl>
+    <w:lvl w:ilvl="4" w:tplc="04090019" w:tentative="1">
+      <w:start w:val="1"/>
+      <w:numFmt w:val="lowerLetter"/>
+      <w:lvlText w:val="%5."/>
+      <w:lvlJc w:val="left"/>
+      <w:pPr>
+        <w:ind w:left="3600" w:hanging="360"/>
+      </w:pPr>
+    </w:lvl>
+    <w:lvl w:ilvl="5" w:tplc="0409001B" w:tentative="1">
+      <w:start w:val="1"/>
+      <w:numFmt w:val="lowerRoman"/>
+      <w:lvlText w:val="%6."/>
+      <w:lvlJc w:val="right"/>
+      <w:pPr>
+        <w:ind w:left="4320" w:hanging="180"/>
+      </w:pPr>
+    </w:lvl>
+    <w:lvl w:ilvl="6" w:tplc="0409000F" w:tentative="1">
+      <w:start w:val="1"/>
+      <w:numFmt w:val="decimal"/>
+      <w:lvlText w:val="%7."/>
+      <w:lvlJc w:val="left"/>
+      <w:pPr>
+        <w:ind w:left="5040" w:hanging="360"/>
+      </w:pPr>
+    </w:lvl>
+    <w:lvl w:ilvl="7" w:tplc="04090019" w:tentative="1">
+      <w:start w:val="1"/>
+      <w:numFmt w:val="lowerLetter"/>
+      <w:lvlText w:val="%8."/>
+      <w:lvlJc w:val="left"/>
+      <w:pPr>
+        <w:ind w:left="5760" w:hanging="360"/>
+      </w:pPr>
+    </w:lvl>
+    <w:lvl w:ilvl="8" w:tplc="0409001B" w:tentative="1">
+      <w:start w:val="1"/>
+      <w:numFmt w:val="lowerRoman"/>
+      <w:lvlText w:val="%9."/>
+      <w:lvlJc w:val="right"/>
+      <w:pPr>
+        <w:ind w:left="6480" w:hanging="180"/>
+      </w:pPr>
+    </w:lvl>
+  </w:abstractNum>
+  <w:abstractNum w:abstractNumId="1" w15:restartNumberingAfterBreak="0">
+    <w:nsid w:val="57A92EF6"/>
+    <w:multiLevelType w:val="hybridMultilevel"/>
+    <w:tmpl w:val="032632D0"/>
+    <w:lvl w:ilvl="0" w:tplc="991649D6">
+      <w:start w:val="8"/>
+      <w:numFmt w:val="bullet"/>
+      <w:lvlText w:val=""/>
+      <w:lvlJc w:val="left"/>
+      <w:pPr>
+        <w:ind w:left="720" w:hanging="360"/>
+      </w:pPr>
+      <w:rPr>
+        <w:rFonts w:ascii="Symbol" w:eastAsiaTheme="minorHAnsi" w:hAnsi="Symbol" w:cs="Sakkal Majalla" w:hint="default"/>
+      </w:rPr>
+    </w:lvl>
+    <w:lvl w:ilvl="1" w:tplc="04090003" w:tentative="1">
+      <w:start w:val="1"/>
+      <w:numFmt w:val="bullet"/>
+      <w:lvlText w:val="o"/>
+      <w:lvlJc w:val="left"/>
+      <w:pPr>
+        <w:ind w:left="1440" w:hanging="360"/>
+      </w:pPr>
+      <w:rPr>
+        <w:rFonts w:ascii="Courier New" w:hAnsi="Courier New" w:cs="Courier New" w:hint="default"/>
+      </w:rPr>
+    </w:lvl>
+    <w:lvl w:ilvl="2" w:tplc="04090005" w:tentative="1">
+      <w:start w:val="1"/>
+      <w:numFmt w:val="bullet"/>
+      <w:lvlText w:val=""/>
+      <w:lvlJc w:val="left"/>
+      <w:pPr>
+        <w:ind w:left="2160" w:hanging="360"/>
+      </w:pPr>
+      <w:rPr>
+        <w:rFonts w:ascii="Wingdings" w:hAnsi="Wingdings" w:hint="default"/>
+      </w:rPr>
+    </w:lvl>
+    <w:lvl w:ilvl="3" w:tplc="04090001" w:tentative="1">
+      <w:start w:val="1"/>
+      <w:numFmt w:val="bullet"/>
+      <w:lvlText w:val=""/>
+      <w:lvlJc w:val="left"/>
+      <w:pPr>
+        <w:ind w:left="2880" w:hanging="360"/>
+      </w:pPr>
+      <w:rPr>
+        <w:rFonts w:ascii="Symbol" w:hAnsi="Symbol" w:hint="default"/>
+      </w:rPr>
+    </w:lvl>
+    <w:lvl w:ilvl="4" w:tplc="04090003" w:tentative="1">
+      <w:start w:val="1"/>
+      <w:numFmt w:val="bullet"/>
+      <w:lvlText w:val="o"/>
+      <w:lvlJc w:val="left"/>
+      <w:pPr>
+        <w:ind w:left="3600" w:hanging="360"/>
+      </w:pPr>
+      <w:rPr>
+        <w:rFonts w:ascii="Courier New" w:hAnsi="Courier New" w:cs="Courier New" w:hint="default"/>
+      </w:rPr>
+    </w:lvl>
+    <w:lvl w:ilvl="5" w:tplc="04090005" w:tentative="1">
+      <w:start w:val="1"/>
+      <w:numFmt w:val="bullet"/>
+      <w:lvlText w:val=""/>
+      <w:lvlJc w:val="left"/>
+      <w:pPr>
+        <w:ind w:left="4320" w:hanging="360"/>
+      </w:pPr>
+      <w:rPr>
+        <w:rFonts w:ascii="Wingdings" w:hAnsi="Wingdings" w:hint="default"/>
+      </w:rPr>
+    </w:lvl>
+    <w:lvl w:ilvl="6" w:tplc="04090001" w:tentative="1">
+      <w:start w:val="1"/>
+      <w:numFmt w:val="bullet"/>
+      <w:lvlText w:val=""/>
+      <w:lvlJc w:val="left"/>
+      <w:pPr>
+        <w:ind w:left="5040" w:hanging="360"/>
+      </w:pPr>
+      <w:rPr>
+        <w:rFonts w:ascii="Symbol" w:hAnsi="Symbol" w:hint="default"/>
+      </w:rPr>
+    </w:lvl>
+    <w:lvl w:ilvl="7" w:tplc="04090003" w:tentative="1">
+      <w:start w:val="1"/>
+      <w:numFmt w:val="bullet"/>
+      <w:lvlText w:val="o"/>
+      <w:lvlJc w:val="left"/>
+      <w:pPr>
+        <w:ind w:left="5760" w:hanging="360"/>
+      </w:pPr>
+      <w:rPr>
+        <w:rFonts w:ascii="Courier New" w:hAnsi="Courier New" w:cs="Courier New" w:hint="default"/>
+      </w:rPr>
+    </w:lvl>
+    <w:lvl w:ilvl="8" w:tplc="04090005" w:tentative="1">
+      <w:start w:val="1"/>
+      <w:numFmt w:val="bullet"/>
+      <w:lvlText w:val=""/>
+      <w:lvlJc w:val="left"/>
+      <w:pPr>
+        <w:ind w:left="6480" w:hanging="360"/>
+      </w:pPr>
+      <w:rPr>
+        <w:rFonts w:ascii="Wingdings" w:hAnsi="Wingdings" w:hint="default"/>
+      </w:rPr>
+    </w:lvl>
+  </w:abstractNum>
+  <w:num w:numId="1" w16cid:durableId="1610696426">
+    <w:abstractNumId w:val="1"/>
+  </w:num>
+  <w:num w:numId="2" w16cid:durableId="1131166323">
+    <w:abstractNumId w:val="0"/>
+  </w:num>
+</w:numbering>
+</file>
+
 <file path=word/styles.xml><?xml version="1.0" encoding="utf-8"?>
-<w:styles xmlns:mc="http://schemas.openxmlformats.org/markup-compatibility/2006" xmlns:r="http://schemas.openxmlformats.org/officeDocument/2006/relationships" xmlns:w="http://schemas.openxmlformats.org/wordprocessingml/2006/main" xmlns:w14="http://schemas.microsoft.com/office/word/2010/wordml" xmlns:w15="http://schemas.microsoft.com/office/word/2012/wordml" xmlns:w16cid="http://schemas.microsoft.com/office/word/2016/wordml/cid" xmlns:w16se="http://schemas.microsoft.com/office/word/2015/wordml/symex" mc:Ignorable="w14 w15 w16se w16cid">
+<w:styles xmlns:mc="http://schemas.openxmlformats.org/markup-compatibility/2006" xmlns:r="http://schemas.openxmlformats.org/officeDocument/2006/relationships" xmlns:w="http://schemas.openxmlformats.org/wordprocessingml/2006/main" xmlns:w14="http://schemas.microsoft.com/office/word/2010/wordml" xmlns:w15="http://schemas.microsoft.com/office/word/2012/wordml" xmlns:w16cex="http://schemas.microsoft.com/office/word/2018/wordml/cex" xmlns:w16cid="http://schemas.microsoft.com/office/word/2016/wordml/cid" xmlns:w16="http://schemas.microsoft.com/office/word/2018/wordml" xmlns:w16sdtdh="http://schemas.microsoft.com/office/word/2020/wordml/sdtdatahash" xmlns:w16se="http://schemas.microsoft.com/office/word/2015/wordml/symex" mc:Ignorable="w14 w15 w16se w16cid w16 w16cex w16sdtdh">
   <w:docDefaults>
     <w:rPrDefault>
       <w:rPr>
-        <w:rFonts w:asciiTheme="minorHAnsi" w:eastAsiaTheme="minorHAnsi" w:hAnsiTheme="minorHAnsi" w:cstheme="minorBidi"/>
-        <w:sz w:val="22"/>
-        <w:szCs w:val="22"/>
-        <w:lang w:val="en-IL" w:eastAsia="en-US" w:bidi="ar-SA"/>
+        <w:rFonts w:ascii="Sakkal Majalla" w:eastAsiaTheme="minorHAnsi" w:hAnsi="Sakkal Majalla" w:cs="Sakkal Majalla"/>
+        <w:sz w:val="28"/>
+        <w:szCs w:val="28"/>
+        <w:lang w:val="en-US" w:eastAsia="en-US" w:bidi="he-IL"/>
       </w:rPr>
     </w:rPrDefault>
     <w:pPrDefault>
       <w:pPr>
+        <w:bidi/>
         <w:spacing w:after="160" w:line="259" w:lineRule="auto"/>
+        <w:jc w:val="both"/>
       </w:pPr>
     </w:pPrDefault>
   </w:docDefaults>
@@ -744,6 +1219,7 @@
     <w:name w:val="Normal"/>
     <w:qFormat/>
     <w:rPr>
+      <w:noProof/>
       <w:lang w:bidi="ar-EG"/>
     </w:rPr>
   </w:style>
@@ -774,11 +1250,57 @@
     <w:semiHidden/>
     <w:unhideWhenUsed/>
   </w:style>
+  <w:style w:type="character" w:styleId="Hyperlink">
+    <w:name w:val="Hyperlink"/>
+    <w:basedOn w:val="DefaultParagraphFont"/>
+    <w:uiPriority w:val="99"/>
+    <w:unhideWhenUsed/>
+    <w:rsid w:val="00A25ED3"/>
+    <w:rPr>
+      <w:color w:val="0563C1" w:themeColor="hyperlink"/>
+      <w:u w:val="single"/>
+    </w:rPr>
+  </w:style>
+  <w:style w:type="character" w:styleId="UnresolvedMention">
+    <w:name w:val="Unresolved Mention"/>
+    <w:basedOn w:val="DefaultParagraphFont"/>
+    <w:uiPriority w:val="99"/>
+    <w:semiHidden/>
+    <w:unhideWhenUsed/>
+    <w:rsid w:val="00A25ED3"/>
+    <w:rPr>
+      <w:color w:val="605E5C"/>
+      <w:shd w:val="clear" w:color="auto" w:fill="E1DFDD"/>
+    </w:rPr>
+  </w:style>
+  <w:style w:type="paragraph" w:styleId="ListParagraph">
+    <w:name w:val="List Paragraph"/>
+    <w:basedOn w:val="Normal"/>
+    <w:uiPriority w:val="34"/>
+    <w:qFormat/>
+    <w:rsid w:val="00B30491"/>
+    <w:pPr>
+      <w:ind w:left="720"/>
+      <w:contextualSpacing/>
+    </w:pPr>
+  </w:style>
+  <w:style w:type="character" w:styleId="FollowedHyperlink">
+    <w:name w:val="FollowedHyperlink"/>
+    <w:basedOn w:val="DefaultParagraphFont"/>
+    <w:uiPriority w:val="99"/>
+    <w:semiHidden/>
+    <w:unhideWhenUsed/>
+    <w:rsid w:val="00477F72"/>
+    <w:rPr>
+      <w:color w:val="954F72" w:themeColor="followedHyperlink"/>
+      <w:u w:val="single"/>
+    </w:rPr>
+  </w:style>
 </w:styles>
 </file>
 
 <file path=word/theme/theme1.xml><?xml version="1.0" encoding="utf-8"?>
-<a:theme xmlns:a="http://schemas.openxmlformats.org/drawingml/2006/main" name="ערכת נושא Office">
+<a:theme xmlns:a="http://schemas.openxmlformats.org/drawingml/2006/main" name="Office Theme">
   <a:themeElements>
     <a:clrScheme name="Office">
       <a:dk1>
